--- a/frontend/templates/輔導時數證書.docx
+++ b/frontend/templates/輔導時數證書.docx
@@ -8,6 +8,7 @@
           <w:rFonts w:ascii="Times New Roman" w:eastAsia="KaiTi" w:hAnsi="Times New Roman" w:cs="Times New Roman"/>
           <w:b/>
           <w:bCs/>
+          <w:noProof/>
           <w:color w:val="A6A6A6" w:themeColor="background1" w:themeShade="A6"/>
           <w:sz w:val="20"/>
           <w:szCs w:val="20"/>
@@ -553,6 +554,9 @@
         </mc:AlternateContent>
       </w:r>
       <w:r>
+        <w:rPr>
+          <w:noProof/>
+        </w:rPr>
         <mc:AlternateContent>
           <mc:Choice Requires="wps">
             <w:drawing>
@@ -637,8 +641,8 @@
         <w:tblLook w:val="04A0" w:firstRow="1" w:lastRow="0" w:firstColumn="1" w:lastColumn="0" w:noHBand="0" w:noVBand="1"/>
       </w:tblPr>
       <w:tblGrid>
-        <w:gridCol w:w="7230"/>
-        <w:gridCol w:w="2268"/>
+        <w:gridCol w:w="6096"/>
+        <w:gridCol w:w="3402"/>
       </w:tblGrid>
       <w:tr>
         <w:tc>
@@ -689,38 +693,14 @@
                 <w:szCs w:val="48"/>
                 <w:lang w:val="vi-VN"/>
               </w:rPr>
-              <w:t>國立臺灣師範大學</w:t>
-            </w:r>
-            <w:r>
-              <w:rPr>
-                <w:rFonts w:ascii="KaiTi" w:eastAsia="KaiTi" w:hAnsi="KaiTi" w:hint="eastAsia"/>
-                <w:b/>
-                <w:bCs/>
-                <w:color w:val="000000" w:themeColor="text1"/>
-                <w:sz w:val="48"/>
-                <w:szCs w:val="48"/>
-                <w:lang w:val="vi-VN"/>
-              </w:rPr>
-              <w:t xml:space="preserve"> </w:t>
-            </w:r>
-            <w:r>
-              <w:rPr>
-                <w:rFonts w:ascii="KaiTi" w:eastAsia="KaiTi" w:hAnsi="KaiTi" w:hint="eastAsia"/>
-                <w:b/>
-                <w:bCs/>
-                <w:color w:val="000000" w:themeColor="text1"/>
-                <w:sz w:val="48"/>
-                <w:szCs w:val="48"/>
-                <w:lang w:val="vi-VN"/>
-              </w:rPr>
-              <w:t>華語文教學系</w:t>
+              <w:t>國立臺灣師範大學 華語文教學系</w:t>
             </w:r>
           </w:p>
           <w:p>
             <w:pPr>
               <w:jc w:val="distribute"/>
               <w:rPr>
-                <w:rFonts w:ascii="Times New Roman" w:eastAsia="KaiTi" w:hAnsi="Times New Roman" w:cs="Times New Roman" w:hint="eastAsia"/>
+                <w:rFonts w:ascii="Times New Roman" w:eastAsia="KaiTi" w:hAnsi="Times New Roman" w:cs="Times New Roman"/>
                 <w:b/>
                 <w:bCs/>
                 <w:color w:val="A6A6A6" w:themeColor="background1" w:themeShade="A6"/>
@@ -825,38 +805,14 @@
                 <w:szCs w:val="20"/>
                 <w:lang w:val="vi-VN"/>
               </w:rPr>
-              <w:t>Certificate of</w:t>
-            </w:r>
-            <w:r>
-              <w:rPr>
-                <w:rFonts w:ascii="Times New Roman" w:eastAsia="KaiTi" w:hAnsi="Times New Roman" w:cs="Times New Roman"/>
-                <w:b/>
-                <w:bCs/>
-                <w:color w:val="A6A6A6" w:themeColor="background1" w:themeShade="A6"/>
-                <w:sz w:val="20"/>
-                <w:szCs w:val="20"/>
-                <w:lang w:val="vi-VN"/>
-              </w:rPr>
-              <w:t xml:space="preserve"> </w:t>
-            </w:r>
-            <w:r>
-              <w:rPr>
-                <w:rFonts w:ascii="Times New Roman" w:eastAsia="KaiTi" w:hAnsi="Times New Roman" w:cs="Times New Roman"/>
-                <w:b/>
-                <w:bCs/>
-                <w:color w:val="A6A6A6" w:themeColor="background1" w:themeShade="A6"/>
-                <w:sz w:val="20"/>
-                <w:szCs w:val="20"/>
-                <w:lang w:val="vi-VN"/>
-              </w:rPr>
-              <w:t>Practicum Hours</w:t>
+              <w:t>Certificate of Practicum Hours</w:t>
             </w:r>
           </w:p>
           <w:p>
             <w:pPr>
               <w:jc w:val="center"/>
               <w:rPr>
-                <w:rFonts w:ascii="KaiTi" w:eastAsia="KaiTi" w:hAnsi="KaiTi" w:hint="eastAsia"/>
+                <w:rFonts w:ascii="KaiTi" w:eastAsia="KaiTi" w:hAnsi="KaiTi"/>
                 <w:sz w:val="20"/>
                 <w:szCs w:val="20"/>
                 <w:lang w:val="vi-VN"/>
@@ -879,39 +835,37 @@
           </w:tcPr>
           <w:p>
             <w:pPr>
-              <w:rPr>
-                <w:rFonts w:ascii="KaiTi" w:eastAsia="KaiTi" w:hAnsi="KaiTi" w:hint="eastAsia"/>
+              <w:shd w:val="clear" w:color="auto" w:fill="FFFFFF"/>
+              <w:spacing w:line="270" w:lineRule="atLeast"/>
+              <w:rPr>
+                <w:rFonts w:ascii="Menlo" w:hAnsi="Menlo" w:cs="Menlo"/>
+                <w:color w:val="3B3B3B"/>
+                <w:sz w:val="18"/>
+                <w:szCs w:val="18"/>
+              </w:rPr>
+            </w:pPr>
+            <w:r>
+              <w:rPr>
+                <w:rFonts w:ascii="KaiTi" w:eastAsia="KaiTi" w:hAnsi="KaiTi" w:cs="Times New Roman"/>
                 <w:b/>
                 <w:bCs/>
                 <w:color w:val="153D63" w:themeColor="text2" w:themeTint="E6"/>
                 <w:sz w:val="32"/>
                 <w:szCs w:val="32"/>
-                <w:lang w:val="vi-VN"/>
-              </w:rPr>
-            </w:pPr>
-            <w:r>
-              <w:rPr>
-                <w:rFonts w:ascii="KaiTi" w:eastAsia="KaiTi" w:hAnsi="KaiTi" w:cs="Times New Roman"/>
-                <w:b/>
-                <w:bCs/>
-                <w:color w:val="153D63" w:themeColor="text2" w:themeTint="E6"/>
-                <w:kern w:val="0"/>
-                <w:sz w:val="32"/>
-                <w:szCs w:val="32"/>
               </w:rPr>
               <w:t xml:space="preserve">茲證明 </w:t>
             </w:r>
             <w:r>
               <w:rPr>
-                <w:rFonts w:ascii="KaiTi" w:eastAsia="KaiTi" w:hAnsi="KaiTi" w:cs="Times New Roman" w:hint="eastAsia"/>
+                <w:rFonts w:ascii="KaiTi" w:eastAsia="KaiTi" w:hAnsi="KaiTi" w:cs="Times New Roman"/>
                 <w:b/>
                 <w:bCs/>
                 <w:color w:val="153D63" w:themeColor="text2" w:themeTint="E6"/>
-                <w:kern w:val="0"/>
                 <w:sz w:val="32"/>
                 <w:szCs w:val="32"/>
-              </w:rPr>
-              <w:t>ＸＸＸ</w:t>
+                <w:lang w:val="vi-VN"/>
+              </w:rPr>
+              <w:t>{</w:t>
             </w:r>
             <w:r>
               <w:rPr>
@@ -919,23 +873,23 @@
                 <w:b/>
                 <w:bCs/>
                 <w:color w:val="153D63" w:themeColor="text2" w:themeTint="E6"/>
-                <w:kern w:val="0"/>
                 <w:sz w:val="32"/>
                 <w:szCs w:val="32"/>
-              </w:rPr>
-              <w:t xml:space="preserve"> 同學（學號：</w:t>
+                <w:lang w:val="vi-VN"/>
+              </w:rPr>
+              <w:t>chinese</w:t>
             </w:r>
             <w:r>
               <w:rPr>
-                <w:rFonts w:ascii="KaiTi" w:eastAsia="KaiTi" w:hAnsi="KaiTi" w:cs="Times New Roman" w:hint="eastAsia"/>
+                <w:rFonts w:ascii="KaiTi" w:eastAsia="KaiTi" w:hAnsi="KaiTi" w:cs="Times New Roman"/>
                 <w:b/>
                 <w:bCs/>
                 <w:color w:val="153D63" w:themeColor="text2" w:themeTint="E6"/>
-                <w:kern w:val="0"/>
                 <w:sz w:val="32"/>
                 <w:szCs w:val="32"/>
-              </w:rPr>
-              <w:t>ＸＸＸＸＸＸＸＸＸ</w:t>
+                <w:lang w:val="vi-VN"/>
+              </w:rPr>
+              <w:t>N</w:t>
             </w:r>
             <w:r>
               <w:rPr>
@@ -943,7 +897,88 @@
                 <w:b/>
                 <w:bCs/>
                 <w:color w:val="153D63" w:themeColor="text2" w:themeTint="E6"/>
-                <w:kern w:val="0"/>
+                <w:sz w:val="32"/>
+                <w:szCs w:val="32"/>
+                <w:lang w:val="vi-VN"/>
+              </w:rPr>
+              <w:t>ame</w:t>
+            </w:r>
+            <w:r>
+              <w:rPr>
+                <w:rFonts w:ascii="KaiTi" w:eastAsia="KaiTi" w:hAnsi="KaiTi" w:cs="Times New Roman"/>
+                <w:b/>
+                <w:bCs/>
+                <w:color w:val="153D63" w:themeColor="text2" w:themeTint="E6"/>
+                <w:sz w:val="32"/>
+                <w:szCs w:val="32"/>
+                <w:lang w:val="vi-VN"/>
+              </w:rPr>
+              <w:t>}</w:t>
+            </w:r>
+            <w:r>
+              <w:rPr>
+                <w:rFonts w:ascii="KaiTi" w:eastAsia="KaiTi" w:hAnsi="KaiTi" w:cs="Times New Roman" w:hint="eastAsia"/>
+                <w:b/>
+                <w:bCs/>
+                <w:color w:val="153D63" w:themeColor="text2" w:themeTint="E6"/>
+                <w:sz w:val="32"/>
+                <w:szCs w:val="32"/>
+              </w:rPr>
+              <w:t xml:space="preserve"> </w:t>
+            </w:r>
+            <w:r>
+              <w:rPr>
+                <w:rFonts w:ascii="KaiTi" w:eastAsia="KaiTi" w:hAnsi="KaiTi" w:cs="Times New Roman"/>
+                <w:b/>
+                <w:bCs/>
+                <w:color w:val="153D63" w:themeColor="text2" w:themeTint="E6"/>
+                <w:sz w:val="32"/>
+                <w:szCs w:val="32"/>
+              </w:rPr>
+              <w:t>同學（學號：</w:t>
+            </w:r>
+            <w:r>
+              <w:rPr>
+                <w:rFonts w:ascii="KaiTi" w:eastAsia="KaiTi" w:hAnsi="KaiTi" w:cs="Times New Roman"/>
+                <w:b/>
+                <w:bCs/>
+                <w:color w:val="153D63" w:themeColor="text2" w:themeTint="E6"/>
+                <w:sz w:val="32"/>
+                <w:szCs w:val="32"/>
+                <w:lang w:val="vi-VN"/>
+              </w:rPr>
+              <w:t>{</w:t>
+            </w:r>
+            <w:r>
+              <w:rPr>
+                <w:rFonts w:ascii="KaiTi" w:eastAsia="KaiTi" w:hAnsi="KaiTi" w:cs="Times New Roman"/>
+                <w:b/>
+                <w:bCs/>
+                <w:color w:val="153D63" w:themeColor="text2" w:themeTint="E6"/>
+                <w:sz w:val="32"/>
+                <w:szCs w:val="32"/>
+                <w:lang w:val="vi-VN"/>
+              </w:rPr>
+              <w:t>studentId</w:t>
+            </w:r>
+            <w:r>
+              <w:rPr>
+                <w:rFonts w:ascii="KaiTi" w:eastAsia="KaiTi" w:hAnsi="KaiTi" w:cs="Times New Roman"/>
+                <w:b/>
+                <w:bCs/>
+                <w:color w:val="153D63" w:themeColor="text2" w:themeTint="E6"/>
+                <w:sz w:val="32"/>
+                <w:szCs w:val="32"/>
+                <w:lang w:val="vi-VN"/>
+              </w:rPr>
+              <w:t>}</w:t>
+            </w:r>
+            <w:r>
+              <w:rPr>
+                <w:rFonts w:ascii="KaiTi" w:eastAsia="KaiTi" w:hAnsi="KaiTi" w:cs="Times New Roman"/>
+                <w:b/>
+                <w:bCs/>
+                <w:color w:val="153D63" w:themeColor="text2" w:themeTint="E6"/>
                 <w:sz w:val="32"/>
                 <w:szCs w:val="32"/>
               </w:rPr>
@@ -993,7 +1028,7 @@
               <w:ind w:firstLineChars="200" w:firstLine="400"/>
               <w:jc w:val="both"/>
               <w:rPr>
-                <w:rFonts w:ascii="KaiTi" w:eastAsia="KaiTi" w:hAnsi="KaiTi" w:hint="eastAsia"/>
+                <w:rFonts w:ascii="KaiTi" w:eastAsia="KaiTi" w:hAnsi="KaiTi"/>
                 <w:color w:val="153D63" w:themeColor="text2" w:themeTint="E6"/>
                 <w:sz w:val="20"/>
                 <w:szCs w:val="20"/>
@@ -1006,7 +1041,7 @@
       <w:tr>
         <w:tc>
           <w:tcPr>
-            <w:tcW w:w="7230" w:type="dxa"/>
+            <w:tcW w:w="6096" w:type="dxa"/>
             <w:tcBorders>
               <w:top w:val="nil"/>
               <w:left w:val="nil"/>
@@ -1018,7 +1053,7 @@
               <w:spacing w:line="440" w:lineRule="exact"/>
               <w:ind w:firstLineChars="50" w:firstLine="120"/>
               <w:rPr>
-                <w:rFonts w:ascii="KaiTi" w:eastAsia="KaiTi" w:hAnsi="KaiTi" w:hint="eastAsia"/>
+                <w:rFonts w:ascii="KaiTi" w:eastAsia="KaiTi" w:hAnsi="KaiTi"/>
                 <w:b/>
                 <w:bCs/>
                 <w:lang w:val="vi-VN"/>
@@ -1038,7 +1073,7 @@
         </w:tc>
         <w:tc>
           <w:tcPr>
-            <w:tcW w:w="2268" w:type="dxa"/>
+            <w:tcW w:w="3402" w:type="dxa"/>
             <w:tcBorders>
               <w:top w:val="nil"/>
               <w:left w:val="nil"/>
@@ -1050,7 +1085,7 @@
               <w:spacing w:line="440" w:lineRule="exact"/>
               <w:jc w:val="center"/>
               <w:rPr>
-                <w:rFonts w:ascii="KaiTi" w:eastAsia="KaiTi" w:hAnsi="KaiTi" w:hint="eastAsia"/>
+                <w:rFonts w:ascii="KaiTi" w:eastAsia="KaiTi" w:hAnsi="KaiTi"/>
                 <w:b/>
                 <w:bCs/>
                 <w:lang w:val="vi-VN"/>
@@ -1072,7 +1107,7 @@
       <w:tr>
         <w:tc>
           <w:tcPr>
-            <w:tcW w:w="7230" w:type="dxa"/>
+            <w:tcW w:w="6096" w:type="dxa"/>
             <w:tcBorders>
               <w:left w:val="nil"/>
               <w:right w:val="nil"/>
@@ -1090,18 +1125,17 @@
             </w:pPr>
             <w:r>
               <w:rPr>
-                <w:rFonts w:ascii="KaiTi" w:eastAsia="KaiTi" w:hAnsi="KaiTi"/>
-                <w:b/>
-                <w:bCs/>
-                <w:lang w:val="vi-VN"/>
-              </w:rPr>
-              <w:t>YYYY/MM/DD</w:t>
+                <w:rStyle w:val="HTML"/>
+                <w:b/>
+                <w:bCs/>
+              </w:rPr>
+              <w:t>{#classes}{date}</w:t>
             </w:r>
           </w:p>
         </w:tc>
         <w:tc>
           <w:tcPr>
-            <w:tcW w:w="2268" w:type="dxa"/>
+            <w:tcW w:w="3402" w:type="dxa"/>
             <w:tcBorders>
               <w:left w:val="nil"/>
               <w:right w:val="nil"/>
@@ -1120,743 +1154,11 @@
             </w:pPr>
             <w:r>
               <w:rPr>
-                <w:rFonts w:ascii="KaiTi" w:eastAsia="KaiTi" w:hAnsi="KaiTi"/>
-                <w:b/>
-                <w:bCs/>
-                <w:lang w:val="vi-VN"/>
-              </w:rPr>
-              <w:t>XX(</w:t>
-            </w:r>
-            <w:r>
-              <w:rPr>
-                <w:rFonts w:ascii="KaiTi" w:eastAsia="KaiTi" w:hAnsi="KaiTi" w:hint="eastAsia"/>
-                <w:b/>
-                <w:bCs/>
-                <w:lang w:val="vi-VN"/>
-              </w:rPr>
-              <w:t>小時</w:t>
-            </w:r>
-            <w:r>
-              <w:rPr>
-                <w:rFonts w:ascii="KaiTi" w:eastAsia="KaiTi" w:hAnsi="KaiTi"/>
-                <w:b/>
-                <w:bCs/>
-                <w:lang w:val="vi-VN"/>
-              </w:rPr>
-              <w:t>)</w:t>
-            </w:r>
-          </w:p>
-        </w:tc>
-      </w:tr>
-      <w:tr>
-        <w:tc>
-          <w:tcPr>
-            <w:tcW w:w="7230" w:type="dxa"/>
-            <w:tcBorders>
-              <w:left w:val="nil"/>
-              <w:right w:val="nil"/>
-            </w:tcBorders>
-          </w:tcPr>
-          <w:p>
-            <w:pPr>
-              <w:spacing w:line="440" w:lineRule="exact"/>
-              <w:rPr>
-                <w:rFonts w:ascii="KaiTi" w:eastAsia="KaiTi" w:hAnsi="KaiTi" w:hint="eastAsia"/>
-                <w:b/>
-                <w:bCs/>
-                <w:lang w:val="vi-VN"/>
-              </w:rPr>
-            </w:pPr>
-            <w:r>
-              <w:rPr>
-                <w:rFonts w:ascii="KaiTi" w:eastAsia="KaiTi" w:hAnsi="KaiTi"/>
-                <w:b/>
-                <w:bCs/>
-                <w:lang w:val="vi-VN"/>
-              </w:rPr>
-              <w:t>YYYY/MM/DD</w:t>
-            </w:r>
-          </w:p>
-        </w:tc>
-        <w:tc>
-          <w:tcPr>
-            <w:tcW w:w="2268" w:type="dxa"/>
-            <w:tcBorders>
-              <w:left w:val="nil"/>
-              <w:right w:val="nil"/>
-            </w:tcBorders>
-          </w:tcPr>
-          <w:p>
-            <w:pPr>
-              <w:spacing w:line="440" w:lineRule="exact"/>
-              <w:jc w:val="center"/>
-              <w:rPr>
-                <w:rFonts w:ascii="KaiTi" w:eastAsia="KaiTi" w:hAnsi="KaiTi" w:hint="eastAsia"/>
-                <w:b/>
-                <w:bCs/>
-                <w:lang w:val="vi-VN"/>
-              </w:rPr>
-            </w:pPr>
-            <w:r>
-              <w:rPr>
-                <w:rFonts w:ascii="KaiTi" w:eastAsia="KaiTi" w:hAnsi="KaiTi"/>
-                <w:b/>
-                <w:bCs/>
-                <w:lang w:val="vi-VN"/>
-              </w:rPr>
-              <w:t>XX(</w:t>
-            </w:r>
-            <w:r>
-              <w:rPr>
-                <w:rFonts w:ascii="KaiTi" w:eastAsia="KaiTi" w:hAnsi="KaiTi" w:hint="eastAsia"/>
-                <w:b/>
-                <w:bCs/>
-                <w:lang w:val="vi-VN"/>
-              </w:rPr>
-              <w:t>小時</w:t>
-            </w:r>
-            <w:r>
-              <w:rPr>
-                <w:rFonts w:ascii="KaiTi" w:eastAsia="KaiTi" w:hAnsi="KaiTi"/>
-                <w:b/>
-                <w:bCs/>
-                <w:lang w:val="vi-VN"/>
-              </w:rPr>
-              <w:t>)</w:t>
-            </w:r>
-          </w:p>
-        </w:tc>
-      </w:tr>
-      <w:tr>
-        <w:tc>
-          <w:tcPr>
-            <w:tcW w:w="7230" w:type="dxa"/>
-            <w:tcBorders>
-              <w:left w:val="nil"/>
-              <w:right w:val="nil"/>
-            </w:tcBorders>
-          </w:tcPr>
-          <w:p>
-            <w:pPr>
-              <w:spacing w:line="440" w:lineRule="exact"/>
-              <w:rPr>
-                <w:rFonts w:ascii="KaiTi" w:eastAsia="KaiTi" w:hAnsi="KaiTi" w:hint="eastAsia"/>
-                <w:b/>
-                <w:bCs/>
-                <w:lang w:val="vi-VN"/>
-              </w:rPr>
-            </w:pPr>
-            <w:r>
-              <w:rPr>
-                <w:rFonts w:ascii="KaiTi" w:eastAsia="KaiTi" w:hAnsi="KaiTi"/>
-                <w:b/>
-                <w:bCs/>
-                <w:lang w:val="vi-VN"/>
-              </w:rPr>
-              <w:t>YYYY/MM/DD</w:t>
-            </w:r>
-          </w:p>
-        </w:tc>
-        <w:tc>
-          <w:tcPr>
-            <w:tcW w:w="2268" w:type="dxa"/>
-            <w:tcBorders>
-              <w:left w:val="nil"/>
-              <w:right w:val="nil"/>
-            </w:tcBorders>
-          </w:tcPr>
-          <w:p>
-            <w:pPr>
-              <w:spacing w:line="440" w:lineRule="exact"/>
-              <w:jc w:val="center"/>
-              <w:rPr>
-                <w:rFonts w:ascii="KaiTi" w:eastAsia="KaiTi" w:hAnsi="KaiTi" w:hint="eastAsia"/>
-                <w:b/>
-                <w:bCs/>
-                <w:lang w:val="vi-VN"/>
-              </w:rPr>
-            </w:pPr>
-            <w:r>
-              <w:rPr>
-                <w:rFonts w:ascii="KaiTi" w:eastAsia="KaiTi" w:hAnsi="KaiTi"/>
-                <w:b/>
-                <w:bCs/>
-                <w:lang w:val="vi-VN"/>
-              </w:rPr>
-              <w:t>XX(</w:t>
-            </w:r>
-            <w:r>
-              <w:rPr>
-                <w:rFonts w:ascii="KaiTi" w:eastAsia="KaiTi" w:hAnsi="KaiTi" w:hint="eastAsia"/>
-                <w:b/>
-                <w:bCs/>
-                <w:lang w:val="vi-VN"/>
-              </w:rPr>
-              <w:t>小時</w:t>
-            </w:r>
-            <w:r>
-              <w:rPr>
-                <w:rFonts w:ascii="KaiTi" w:eastAsia="KaiTi" w:hAnsi="KaiTi"/>
-                <w:b/>
-                <w:bCs/>
-                <w:lang w:val="vi-VN"/>
-              </w:rPr>
-              <w:t>)</w:t>
-            </w:r>
-          </w:p>
-        </w:tc>
-      </w:tr>
-      <w:tr>
-        <w:tc>
-          <w:tcPr>
-            <w:tcW w:w="7230" w:type="dxa"/>
-            <w:tcBorders>
-              <w:left w:val="nil"/>
-              <w:right w:val="nil"/>
-            </w:tcBorders>
-          </w:tcPr>
-          <w:p>
-            <w:pPr>
-              <w:spacing w:line="440" w:lineRule="exact"/>
-              <w:rPr>
-                <w:rFonts w:ascii="KaiTi" w:eastAsia="KaiTi" w:hAnsi="KaiTi" w:hint="eastAsia"/>
-                <w:b/>
-                <w:bCs/>
-                <w:lang w:val="vi-VN"/>
-              </w:rPr>
-            </w:pPr>
-            <w:r>
-              <w:rPr>
-                <w:rFonts w:ascii="KaiTi" w:eastAsia="KaiTi" w:hAnsi="KaiTi"/>
-                <w:b/>
-                <w:bCs/>
-                <w:lang w:val="vi-VN"/>
-              </w:rPr>
-              <w:t>YYYY/MM/DD</w:t>
-            </w:r>
-          </w:p>
-        </w:tc>
-        <w:tc>
-          <w:tcPr>
-            <w:tcW w:w="2268" w:type="dxa"/>
-            <w:tcBorders>
-              <w:left w:val="nil"/>
-              <w:right w:val="nil"/>
-            </w:tcBorders>
-          </w:tcPr>
-          <w:p>
-            <w:pPr>
-              <w:spacing w:line="440" w:lineRule="exact"/>
-              <w:jc w:val="center"/>
-              <w:rPr>
-                <w:rFonts w:ascii="KaiTi" w:eastAsia="KaiTi" w:hAnsi="KaiTi" w:hint="eastAsia"/>
-                <w:b/>
-                <w:bCs/>
-                <w:lang w:val="vi-VN"/>
-              </w:rPr>
-            </w:pPr>
-            <w:r>
-              <w:rPr>
-                <w:rFonts w:ascii="KaiTi" w:eastAsia="KaiTi" w:hAnsi="KaiTi"/>
-                <w:b/>
-                <w:bCs/>
-                <w:lang w:val="vi-VN"/>
-              </w:rPr>
-              <w:t>XX(</w:t>
-            </w:r>
-            <w:r>
-              <w:rPr>
-                <w:rFonts w:ascii="KaiTi" w:eastAsia="KaiTi" w:hAnsi="KaiTi" w:hint="eastAsia"/>
-                <w:b/>
-                <w:bCs/>
-                <w:lang w:val="vi-VN"/>
-              </w:rPr>
-              <w:t>小時</w:t>
-            </w:r>
-            <w:r>
-              <w:rPr>
-                <w:rFonts w:ascii="KaiTi" w:eastAsia="KaiTi" w:hAnsi="KaiTi"/>
-                <w:b/>
-                <w:bCs/>
-                <w:lang w:val="vi-VN"/>
-              </w:rPr>
-              <w:t>)</w:t>
-            </w:r>
-          </w:p>
-        </w:tc>
-      </w:tr>
-      <w:tr>
-        <w:tc>
-          <w:tcPr>
-            <w:tcW w:w="7230" w:type="dxa"/>
-            <w:tcBorders>
-              <w:left w:val="nil"/>
-              <w:right w:val="nil"/>
-            </w:tcBorders>
-          </w:tcPr>
-          <w:p>
-            <w:pPr>
-              <w:spacing w:line="440" w:lineRule="exact"/>
-              <w:rPr>
-                <w:rFonts w:ascii="KaiTi" w:eastAsia="KaiTi" w:hAnsi="KaiTi" w:hint="eastAsia"/>
-                <w:b/>
-                <w:bCs/>
-                <w:lang w:val="vi-VN"/>
-              </w:rPr>
-            </w:pPr>
-            <w:r>
-              <w:rPr>
-                <w:rFonts w:ascii="KaiTi" w:eastAsia="KaiTi" w:hAnsi="KaiTi"/>
-                <w:b/>
-                <w:bCs/>
-                <w:lang w:val="vi-VN"/>
-              </w:rPr>
-              <w:t>YYYY/MM/DD</w:t>
-            </w:r>
-          </w:p>
-        </w:tc>
-        <w:tc>
-          <w:tcPr>
-            <w:tcW w:w="2268" w:type="dxa"/>
-            <w:tcBorders>
-              <w:left w:val="nil"/>
-              <w:right w:val="nil"/>
-            </w:tcBorders>
-          </w:tcPr>
-          <w:p>
-            <w:pPr>
-              <w:spacing w:line="440" w:lineRule="exact"/>
-              <w:jc w:val="center"/>
-              <w:rPr>
-                <w:rFonts w:ascii="KaiTi" w:eastAsia="KaiTi" w:hAnsi="KaiTi" w:hint="eastAsia"/>
-                <w:b/>
-                <w:bCs/>
-                <w:lang w:val="vi-VN"/>
-              </w:rPr>
-            </w:pPr>
-            <w:r>
-              <w:rPr>
-                <w:rFonts w:ascii="KaiTi" w:eastAsia="KaiTi" w:hAnsi="KaiTi"/>
-                <w:b/>
-                <w:bCs/>
-                <w:lang w:val="vi-VN"/>
-              </w:rPr>
-              <w:t>XX(</w:t>
-            </w:r>
-            <w:r>
-              <w:rPr>
-                <w:rFonts w:ascii="KaiTi" w:eastAsia="KaiTi" w:hAnsi="KaiTi" w:hint="eastAsia"/>
-                <w:b/>
-                <w:bCs/>
-                <w:lang w:val="vi-VN"/>
-              </w:rPr>
-              <w:t>小時</w:t>
-            </w:r>
-            <w:r>
-              <w:rPr>
-                <w:rFonts w:ascii="KaiTi" w:eastAsia="KaiTi" w:hAnsi="KaiTi"/>
-                <w:b/>
-                <w:bCs/>
-                <w:lang w:val="vi-VN"/>
-              </w:rPr>
-              <w:t>)</w:t>
-            </w:r>
-          </w:p>
-        </w:tc>
-      </w:tr>
-      <w:tr>
-        <w:tc>
-          <w:tcPr>
-            <w:tcW w:w="7230" w:type="dxa"/>
-            <w:tcBorders>
-              <w:left w:val="nil"/>
-              <w:right w:val="nil"/>
-            </w:tcBorders>
-          </w:tcPr>
-          <w:p>
-            <w:pPr>
-              <w:spacing w:line="440" w:lineRule="exact"/>
-              <w:rPr>
-                <w:rFonts w:ascii="KaiTi" w:eastAsia="KaiTi" w:hAnsi="KaiTi" w:hint="eastAsia"/>
-                <w:b/>
-                <w:bCs/>
-                <w:lang w:val="vi-VN"/>
-              </w:rPr>
-            </w:pPr>
-            <w:r>
-              <w:rPr>
-                <w:rFonts w:ascii="KaiTi" w:eastAsia="KaiTi" w:hAnsi="KaiTi"/>
-                <w:b/>
-                <w:bCs/>
-                <w:lang w:val="vi-VN"/>
-              </w:rPr>
-              <w:t>YYYY/MM/DD</w:t>
-            </w:r>
-          </w:p>
-        </w:tc>
-        <w:tc>
-          <w:tcPr>
-            <w:tcW w:w="2268" w:type="dxa"/>
-            <w:tcBorders>
-              <w:left w:val="nil"/>
-              <w:right w:val="nil"/>
-            </w:tcBorders>
-          </w:tcPr>
-          <w:p>
-            <w:pPr>
-              <w:spacing w:line="440" w:lineRule="exact"/>
-              <w:jc w:val="center"/>
-              <w:rPr>
-                <w:rFonts w:ascii="KaiTi" w:eastAsia="KaiTi" w:hAnsi="KaiTi" w:hint="eastAsia"/>
-                <w:b/>
-                <w:bCs/>
-                <w:lang w:val="vi-VN"/>
-              </w:rPr>
-            </w:pPr>
-            <w:r>
-              <w:rPr>
-                <w:rFonts w:ascii="KaiTi" w:eastAsia="KaiTi" w:hAnsi="KaiTi"/>
-                <w:b/>
-                <w:bCs/>
-                <w:lang w:val="vi-VN"/>
-              </w:rPr>
-              <w:t>XX(</w:t>
-            </w:r>
-            <w:r>
-              <w:rPr>
-                <w:rFonts w:ascii="KaiTi" w:eastAsia="KaiTi" w:hAnsi="KaiTi" w:hint="eastAsia"/>
-                <w:b/>
-                <w:bCs/>
-                <w:lang w:val="vi-VN"/>
-              </w:rPr>
-              <w:t>小時</w:t>
-            </w:r>
-            <w:r>
-              <w:rPr>
-                <w:rFonts w:ascii="KaiTi" w:eastAsia="KaiTi" w:hAnsi="KaiTi"/>
-                <w:b/>
-                <w:bCs/>
-                <w:lang w:val="vi-VN"/>
-              </w:rPr>
-              <w:t>)</w:t>
-            </w:r>
-          </w:p>
-        </w:tc>
-      </w:tr>
-      <w:tr>
-        <w:tc>
-          <w:tcPr>
-            <w:tcW w:w="7230" w:type="dxa"/>
-            <w:tcBorders>
-              <w:left w:val="nil"/>
-              <w:right w:val="nil"/>
-            </w:tcBorders>
-          </w:tcPr>
-          <w:p>
-            <w:pPr>
-              <w:spacing w:line="440" w:lineRule="exact"/>
-              <w:rPr>
-                <w:rFonts w:ascii="KaiTi" w:eastAsia="KaiTi" w:hAnsi="KaiTi" w:hint="eastAsia"/>
-                <w:b/>
-                <w:bCs/>
-                <w:lang w:val="vi-VN"/>
-              </w:rPr>
-            </w:pPr>
-            <w:r>
-              <w:rPr>
-                <w:rFonts w:ascii="KaiTi" w:eastAsia="KaiTi" w:hAnsi="KaiTi"/>
-                <w:b/>
-                <w:bCs/>
-                <w:lang w:val="vi-VN"/>
-              </w:rPr>
-              <w:t>YYYY/MM/DD</w:t>
-            </w:r>
-          </w:p>
-        </w:tc>
-        <w:tc>
-          <w:tcPr>
-            <w:tcW w:w="2268" w:type="dxa"/>
-            <w:tcBorders>
-              <w:left w:val="nil"/>
-              <w:right w:val="nil"/>
-            </w:tcBorders>
-          </w:tcPr>
-          <w:p>
-            <w:pPr>
-              <w:spacing w:line="440" w:lineRule="exact"/>
-              <w:jc w:val="center"/>
-              <w:rPr>
-                <w:rFonts w:ascii="KaiTi" w:eastAsia="KaiTi" w:hAnsi="KaiTi" w:hint="eastAsia"/>
-                <w:b/>
-                <w:bCs/>
-                <w:lang w:val="vi-VN"/>
-              </w:rPr>
-            </w:pPr>
-            <w:r>
-              <w:rPr>
-                <w:rFonts w:ascii="KaiTi" w:eastAsia="KaiTi" w:hAnsi="KaiTi"/>
-                <w:b/>
-                <w:bCs/>
-                <w:lang w:val="vi-VN"/>
-              </w:rPr>
-              <w:t>XX(</w:t>
-            </w:r>
-            <w:r>
-              <w:rPr>
-                <w:rFonts w:ascii="KaiTi" w:eastAsia="KaiTi" w:hAnsi="KaiTi" w:hint="eastAsia"/>
-                <w:b/>
-                <w:bCs/>
-                <w:lang w:val="vi-VN"/>
-              </w:rPr>
-              <w:t>小時</w:t>
-            </w:r>
-            <w:r>
-              <w:rPr>
-                <w:rFonts w:ascii="KaiTi" w:eastAsia="KaiTi" w:hAnsi="KaiTi"/>
-                <w:b/>
-                <w:bCs/>
-                <w:lang w:val="vi-VN"/>
-              </w:rPr>
-              <w:t>)</w:t>
-            </w:r>
-          </w:p>
-        </w:tc>
-      </w:tr>
-      <w:tr>
-        <w:tc>
-          <w:tcPr>
-            <w:tcW w:w="7230" w:type="dxa"/>
-            <w:tcBorders>
-              <w:left w:val="nil"/>
-              <w:right w:val="nil"/>
-            </w:tcBorders>
-          </w:tcPr>
-          <w:p>
-            <w:pPr>
-              <w:spacing w:line="440" w:lineRule="exact"/>
-              <w:rPr>
-                <w:rFonts w:ascii="KaiTi" w:eastAsia="KaiTi" w:hAnsi="KaiTi" w:hint="eastAsia"/>
-                <w:b/>
-                <w:bCs/>
-                <w:lang w:val="vi-VN"/>
-              </w:rPr>
-            </w:pPr>
-            <w:r>
-              <w:rPr>
-                <w:rFonts w:ascii="KaiTi" w:eastAsia="KaiTi" w:hAnsi="KaiTi"/>
-                <w:b/>
-                <w:bCs/>
-                <w:lang w:val="vi-VN"/>
-              </w:rPr>
-              <w:t>YYYY/MM/DD</w:t>
-            </w:r>
-          </w:p>
-        </w:tc>
-        <w:tc>
-          <w:tcPr>
-            <w:tcW w:w="2268" w:type="dxa"/>
-            <w:tcBorders>
-              <w:left w:val="nil"/>
-              <w:right w:val="nil"/>
-            </w:tcBorders>
-          </w:tcPr>
-          <w:p>
-            <w:pPr>
-              <w:spacing w:line="440" w:lineRule="exact"/>
-              <w:jc w:val="center"/>
-              <w:rPr>
-                <w:rFonts w:ascii="KaiTi" w:eastAsia="KaiTi" w:hAnsi="KaiTi"/>
-                <w:b/>
-                <w:bCs/>
-                <w:lang w:val="vi-VN"/>
-              </w:rPr>
-            </w:pPr>
-            <w:r>
-              <w:rPr>
-                <w:rFonts w:ascii="KaiTi" w:eastAsia="KaiTi" w:hAnsi="KaiTi"/>
-                <w:b/>
-                <w:bCs/>
-                <w:lang w:val="vi-VN"/>
-              </w:rPr>
-              <w:t>XX(</w:t>
-            </w:r>
-            <w:r>
-              <w:rPr>
-                <w:rFonts w:ascii="KaiTi" w:eastAsia="KaiTi" w:hAnsi="KaiTi" w:hint="eastAsia"/>
-                <w:b/>
-                <w:bCs/>
-                <w:lang w:val="vi-VN"/>
-              </w:rPr>
-              <w:t>小時</w:t>
-            </w:r>
-            <w:r>
-              <w:rPr>
-                <w:rFonts w:ascii="KaiTi" w:eastAsia="KaiTi" w:hAnsi="KaiTi"/>
-                <w:b/>
-                <w:bCs/>
-                <w:lang w:val="vi-VN"/>
-              </w:rPr>
-              <w:t>)</w:t>
-            </w:r>
-          </w:p>
-        </w:tc>
-      </w:tr>
-      <w:tr>
-        <w:tc>
-          <w:tcPr>
-            <w:tcW w:w="7230" w:type="dxa"/>
-            <w:tcBorders>
-              <w:left w:val="nil"/>
-              <w:right w:val="nil"/>
-            </w:tcBorders>
-          </w:tcPr>
-          <w:p>
-            <w:pPr>
-              <w:spacing w:line="440" w:lineRule="exact"/>
-              <w:rPr>
-                <w:rFonts w:ascii="KaiTi" w:eastAsia="KaiTi" w:hAnsi="KaiTi" w:hint="eastAsia"/>
-                <w:b/>
-                <w:bCs/>
-                <w:lang w:val="vi-VN"/>
-              </w:rPr>
-            </w:pPr>
-            <w:r>
-              <w:rPr>
-                <w:rFonts w:ascii="KaiTi" w:eastAsia="KaiTi" w:hAnsi="KaiTi"/>
-                <w:b/>
-                <w:bCs/>
-                <w:lang w:val="vi-VN"/>
-              </w:rPr>
-              <w:t>YYYY/MM/DD</w:t>
-            </w:r>
-          </w:p>
-        </w:tc>
-        <w:tc>
-          <w:tcPr>
-            <w:tcW w:w="2268" w:type="dxa"/>
-            <w:tcBorders>
-              <w:left w:val="nil"/>
-              <w:right w:val="nil"/>
-            </w:tcBorders>
-          </w:tcPr>
-          <w:p>
-            <w:pPr>
-              <w:spacing w:line="440" w:lineRule="exact"/>
-              <w:jc w:val="center"/>
-              <w:rPr>
-                <w:rFonts w:ascii="KaiTi" w:eastAsia="KaiTi" w:hAnsi="KaiTi"/>
-                <w:b/>
-                <w:bCs/>
-                <w:lang w:val="vi-VN"/>
-              </w:rPr>
-            </w:pPr>
-            <w:r>
-              <w:rPr>
-                <w:rFonts w:ascii="KaiTi" w:eastAsia="KaiTi" w:hAnsi="KaiTi"/>
-                <w:b/>
-                <w:bCs/>
-                <w:lang w:val="vi-VN"/>
-              </w:rPr>
-              <w:t>XX(</w:t>
-            </w:r>
-            <w:r>
-              <w:rPr>
-                <w:rFonts w:ascii="KaiTi" w:eastAsia="KaiTi" w:hAnsi="KaiTi" w:hint="eastAsia"/>
-                <w:b/>
-                <w:bCs/>
-                <w:lang w:val="vi-VN"/>
-              </w:rPr>
-              <w:t>小時</w:t>
-            </w:r>
-            <w:r>
-              <w:rPr>
-                <w:rFonts w:ascii="KaiTi" w:eastAsia="KaiTi" w:hAnsi="KaiTi"/>
-                <w:b/>
-                <w:bCs/>
-                <w:lang w:val="vi-VN"/>
-              </w:rPr>
-              <w:t>)</w:t>
-            </w:r>
-          </w:p>
-        </w:tc>
-      </w:tr>
-      <w:tr>
-        <w:tc>
-          <w:tcPr>
-            <w:tcW w:w="7230" w:type="dxa"/>
-            <w:tcBorders>
-              <w:left w:val="nil"/>
-              <w:bottom w:val="single" w:sz="4" w:space="0" w:color="auto"/>
-              <w:right w:val="nil"/>
-            </w:tcBorders>
-          </w:tcPr>
-          <w:p>
-            <w:pPr>
-              <w:spacing w:line="440" w:lineRule="exact"/>
-              <w:rPr>
-                <w:rFonts w:ascii="KaiTi" w:eastAsia="KaiTi" w:hAnsi="KaiTi" w:hint="eastAsia"/>
-                <w:b/>
-                <w:bCs/>
-                <w:lang w:val="vi-VN"/>
-              </w:rPr>
-            </w:pPr>
-            <w:r>
-              <w:rPr>
-                <w:rFonts w:ascii="KaiTi" w:eastAsia="KaiTi" w:hAnsi="KaiTi"/>
-                <w:b/>
-                <w:bCs/>
-                <w:lang w:val="vi-VN"/>
-              </w:rPr>
-              <w:t>YYYY/MM/DD</w:t>
-            </w:r>
-          </w:p>
-        </w:tc>
-        <w:tc>
-          <w:tcPr>
-            <w:tcW w:w="2268" w:type="dxa"/>
-            <w:tcBorders>
-              <w:left w:val="nil"/>
-              <w:bottom w:val="single" w:sz="4" w:space="0" w:color="auto"/>
-              <w:right w:val="nil"/>
-            </w:tcBorders>
-          </w:tcPr>
-          <w:p>
-            <w:pPr>
-              <w:spacing w:line="440" w:lineRule="exact"/>
-              <w:jc w:val="center"/>
-              <w:rPr>
-                <w:rFonts w:ascii="KaiTi" w:eastAsia="KaiTi" w:hAnsi="KaiTi"/>
-                <w:b/>
-                <w:bCs/>
-                <w:lang w:val="vi-VN"/>
-              </w:rPr>
-            </w:pPr>
-            <w:r>
-              <w:rPr>
-                <w:rFonts w:ascii="KaiTi" w:eastAsia="KaiTi" w:hAnsi="KaiTi"/>
-                <w:b/>
-                <w:bCs/>
-                <w:lang w:val="vi-VN"/>
-              </w:rPr>
-              <w:t>XX(</w:t>
-            </w:r>
-            <w:r>
-              <w:rPr>
-                <w:rFonts w:ascii="KaiTi" w:eastAsia="KaiTi" w:hAnsi="KaiTi" w:hint="eastAsia"/>
-                <w:b/>
-                <w:bCs/>
-                <w:lang w:val="vi-VN"/>
-              </w:rPr>
-              <w:t>小時</w:t>
-            </w:r>
-            <w:r>
-              <w:rPr>
-                <w:rFonts w:ascii="KaiTi" w:eastAsia="KaiTi" w:hAnsi="KaiTi"/>
-                <w:b/>
-                <w:bCs/>
-                <w:lang w:val="vi-VN"/>
-              </w:rPr>
-              <w:t>)</w:t>
+                <w:rStyle w:val="HTML"/>
+                <w:b/>
+                <w:bCs/>
+              </w:rPr>
+              <w:t>{hours}(小時){/classes}</w:t>
             </w:r>
           </w:p>
         </w:tc>
@@ -1867,7 +1169,7 @@
         </w:trPr>
         <w:tc>
           <w:tcPr>
-            <w:tcW w:w="7230" w:type="dxa"/>
+            <w:tcW w:w="6096" w:type="dxa"/>
             <w:tcBorders>
               <w:left w:val="nil"/>
               <w:bottom w:val="nil"/>
@@ -1879,7 +1181,21 @@
               <w:spacing w:line="440" w:lineRule="exact"/>
               <w:ind w:firstLineChars="50" w:firstLine="181"/>
               <w:rPr>
-                <w:rFonts w:ascii="KaiTi" w:eastAsia="KaiTi" w:hAnsi="KaiTi" w:hint="eastAsia"/>
+                <w:rFonts w:ascii="KaiTi" w:eastAsia="KaiTi" w:hAnsi="KaiTi"/>
+                <w:b/>
+                <w:bCs/>
+                <w:sz w:val="36"/>
+                <w:szCs w:val="36"/>
+                <w:lang w:val="vi-VN"/>
+              </w:rPr>
+            </w:pPr>
+          </w:p>
+          <w:p>
+            <w:pPr>
+              <w:spacing w:line="440" w:lineRule="exact"/>
+              <w:ind w:firstLineChars="50" w:firstLine="181"/>
+              <w:rPr>
+                <w:rFonts w:ascii="KaiTi" w:eastAsia="KaiTi" w:hAnsi="KaiTi"/>
                 <w:b/>
                 <w:bCs/>
                 <w:sz w:val="36"/>
@@ -1902,7 +1218,7 @@
         </w:tc>
         <w:tc>
           <w:tcPr>
-            <w:tcW w:w="2268" w:type="dxa"/>
+            <w:tcW w:w="3402" w:type="dxa"/>
             <w:tcBorders>
               <w:left w:val="nil"/>
               <w:bottom w:val="nil"/>
@@ -1914,7 +1230,7 @@
               <w:spacing w:line="440" w:lineRule="exact"/>
               <w:jc w:val="center"/>
               <w:rPr>
-                <w:rFonts w:ascii="KaiTi" w:eastAsia="KaiTi" w:hAnsi="KaiTi" w:hint="eastAsia"/>
+                <w:rFonts w:ascii="KaiTi" w:eastAsia="KaiTi" w:hAnsi="KaiTi"/>
                 <w:b/>
                 <w:bCs/>
                 <w:sz w:val="36"/>
@@ -1922,7 +1238,11 @@
                 <w:lang w:val="vi-VN"/>
               </w:rPr>
             </w:pPr>
-            <w:r>
+          </w:p>
+          <w:p>
+            <w:pPr>
+              <w:spacing w:line="440" w:lineRule="exact"/>
+              <w:jc w:val="center"/>
               <w:rPr>
                 <w:rFonts w:ascii="KaiTi" w:eastAsia="KaiTi" w:hAnsi="KaiTi"/>
                 <w:b/>
@@ -1931,7 +1251,17 @@
                 <w:szCs w:val="36"/>
                 <w:lang w:val="vi-VN"/>
               </w:rPr>
-              <w:t>100</w:t>
+            </w:pPr>
+            <w:r>
+              <w:rPr>
+                <w:rFonts w:ascii="KaiTi" w:eastAsia="KaiTi" w:hAnsi="KaiTi"/>
+                <w:b/>
+                <w:bCs/>
+                <w:sz w:val="36"/>
+                <w:szCs w:val="36"/>
+                <w:lang w:val="vi-VN"/>
+              </w:rPr>
+              <w:t>{totalHours}</w:t>
             </w:r>
             <w:r>
               <w:rPr>
@@ -1950,9 +1280,8 @@
     </w:tbl>
     <w:p>
       <w:pPr>
-        <w:spacing w:line="240" w:lineRule="auto"/>
         <w:rPr>
-          <w:rFonts w:ascii="KaiTi" w:eastAsia="KaiTi" w:hAnsi="KaiTi" w:hint="eastAsia"/>
+          <w:rFonts w:ascii="KaiTi" w:eastAsia="KaiTi" w:hAnsi="KaiTi"/>
           <w:b/>
           <w:bCs/>
           <w:sz w:val="20"/>
@@ -1963,10 +1292,9 @@
     </w:p>
     <w:p>
       <w:pPr>
-        <w:spacing w:line="240" w:lineRule="auto"/>
         <w:jc w:val="distribute"/>
         <w:rPr>
-          <w:rFonts w:ascii="KaiTi" w:eastAsia="KaiTi" w:hAnsi="KaiTi" w:hint="eastAsia"/>
+          <w:rFonts w:ascii="KaiTi" w:eastAsia="KaiTi" w:hAnsi="KaiTi"/>
           <w:b/>
           <w:bCs/>
           <w:sz w:val="40"/>
@@ -1975,6 +1303,9 @@
         </w:rPr>
       </w:pPr>
       <w:r>
+        <w:rPr>
+          <w:noProof/>
+        </w:rPr>
         <mc:AlternateContent>
           <mc:Choice Requires="wps">
             <w:drawing>
@@ -2082,7 +1413,7 @@
           <w:szCs w:val="40"/>
           <w:lang w:val="vi-VN"/>
         </w:rPr>
-        <w:t>XXX</w:t>
+        <w:t>{rocYear}</w:t>
       </w:r>
       <w:r>
         <w:rPr>
@@ -2104,7 +1435,7 @@
           <w:szCs w:val="40"/>
           <w:lang w:val="vi-VN"/>
         </w:rPr>
-        <w:t>XX</w:t>
+        <w:t>{month}</w:t>
       </w:r>
       <w:r>
         <w:rPr>
@@ -2126,7 +1457,29 @@
           <w:szCs w:val="40"/>
           <w:lang w:val="vi-VN"/>
         </w:rPr>
-        <w:t>XX</w:t>
+        <w:t>{</w:t>
+      </w:r>
+      <w:r>
+        <w:rPr>
+          <w:rFonts w:ascii="KaiTi" w:eastAsia="KaiTi" w:hAnsi="KaiTi"/>
+          <w:b/>
+          <w:bCs/>
+          <w:sz w:val="40"/>
+          <w:szCs w:val="40"/>
+          <w:lang w:val="vi-VN"/>
+        </w:rPr>
+        <w:t>day</w:t>
+      </w:r>
+      <w:r>
+        <w:rPr>
+          <w:rFonts w:ascii="KaiTi" w:eastAsia="KaiTi" w:hAnsi="KaiTi"/>
+          <w:b/>
+          <w:bCs/>
+          <w:sz w:val="40"/>
+          <w:szCs w:val="40"/>
+          <w:lang w:val="vi-VN"/>
+        </w:rPr>
+        <w:t>}</w:t>
       </w:r>
       <w:r>
         <w:rPr>
@@ -2158,9 +1511,6 @@
 <w:endnotes xmlns:wpc="http://schemas.microsoft.com/office/word/2010/wordprocessingCanvas" xmlns:cx="http://schemas.microsoft.com/office/drawing/2014/chartex" xmlns:cx1="http://schemas.microsoft.com/office/drawing/2015/9/8/chartex" xmlns:cx2="http://schemas.microsoft.com/office/drawing/2015/10/21/chartex" xmlns:cx3="http://schemas.microsoft.com/office/drawing/2016/5/9/chartex" xmlns:cx4="http://schemas.microsoft.com/office/drawing/2016/5/10/chartex" xmlns:cx5="http://schemas.microsoft.com/office/drawing/2016/5/11/chartex" xmlns:cx6="http://schemas.microsoft.com/office/drawing/2016/5/12/chartex" xmlns:cx7="http://schemas.microsoft.com/office/drawing/2016/5/13/chartex" xmlns:cx8="http://schemas.microsoft.com/office/drawing/2016/5/14/chartex" xmlns:mc="http://schemas.openxmlformats.org/markup-compatibility/2006" xmlns:aink="http://schemas.microsoft.com/office/drawing/2016/ink" xmlns:am3d="http://schemas.microsoft.com/office/drawing/2017/model3d" xmlns:o="urn:schemas-microsoft-com:office:office" xmlns:oel="http://schemas.microsoft.com/office/2019/extlst" xmlns:r="http://schemas.openxmlformats.org/officeDocument/2006/relationships" xmlns:m="http://schemas.openxmlformats.org/officeDocument/2006/math" xmlns:v="urn:schemas-microsoft-com:vml" xmlns:wp14="http://schemas.microsoft.com/office/word/2010/wordprocessingDrawing" xmlns:wp="http://schemas.openxmlformats.org/drawingml/2006/wordprocessingDrawing" xmlns:w10="urn:schemas-microsoft-com:office:word" xmlns:w="http://schemas.openxmlformats.org/wordprocessingml/2006/main" xmlns:w14="http://schemas.microsoft.com/office/word/2010/wordml" xmlns:w15="http://schemas.microsoft.com/office/word/2012/wordml" xmlns:w16cex="http://schemas.microsoft.com/office/word/2018/wordml/cex" xmlns:w16cid="http://schemas.microsoft.com/office/word/2016/wordml/cid" xmlns:w16="http://schemas.microsoft.com/office/word/2018/wordml" xmlns:w16du="http://schemas.microsoft.com/office/word/2023/wordml/word16du" xmlns:w16sdtdh="http://schemas.microsoft.com/office/word/2020/wordml/sdtdatahash" xmlns:w16sdtfl="http://schemas.microsoft.com/office/word/2024/wordml/sdtformatlock" xmlns:w16se="http://schemas.microsoft.com/office/word/2015/wordml/symex" xmlns:wpg="http://schemas.microsoft.com/office/word/2010/wordprocessingGroup" xmlns:wpi="http://schemas.microsoft.com/office/word/2010/wordprocessingInk" xmlns:wne="http://schemas.microsoft.com/office/word/2006/wordml" xmlns:wps="http://schemas.microsoft.com/office/word/2010/wordprocessingShape" mc:Ignorable="w14 w15 w16se w16cid w16 w16cex w16sdtdh w16sdtfl w16du wp14">
   <w:endnote w:type="separator" w:id="-1">
     <w:p>
-      <w:pPr>
-        <w:spacing w:after="0" w:line="240" w:lineRule="auto"/>
-      </w:pPr>
       <w:r>
         <w:separator/>
       </w:r>
@@ -2168,9 +1518,6 @@
   </w:endnote>
   <w:endnote w:type="continuationSeparator" w:id="0">
     <w:p>
-      <w:pPr>
-        <w:spacing w:after="0" w:line="240" w:lineRule="auto"/>
-      </w:pPr>
       <w:r>
         <w:continuationSeparator/>
       </w:r>
@@ -2184,9 +1531,6 @@
   <w:p>
     <w:pPr>
       <w:pStyle w:val="af1"/>
-      <w:rPr>
-        <w:rFonts w:hint="eastAsia"/>
-      </w:rPr>
     </w:pPr>
     <w:r>
       <w:rPr>
@@ -2248,9 +1592,6 @@
 <w:footnotes xmlns:wpc="http://schemas.microsoft.com/office/word/2010/wordprocessingCanvas" xmlns:cx="http://schemas.microsoft.com/office/drawing/2014/chartex" xmlns:cx1="http://schemas.microsoft.com/office/drawing/2015/9/8/chartex" xmlns:cx2="http://schemas.microsoft.com/office/drawing/2015/10/21/chartex" xmlns:cx3="http://schemas.microsoft.com/office/drawing/2016/5/9/chartex" xmlns:cx4="http://schemas.microsoft.com/office/drawing/2016/5/10/chartex" xmlns:cx5="http://schemas.microsoft.com/office/drawing/2016/5/11/chartex" xmlns:cx6="http://schemas.microsoft.com/office/drawing/2016/5/12/chartex" xmlns:cx7="http://schemas.microsoft.com/office/drawing/2016/5/13/chartex" xmlns:cx8="http://schemas.microsoft.com/office/drawing/2016/5/14/chartex" xmlns:mc="http://schemas.openxmlformats.org/markup-compatibility/2006" xmlns:aink="http://schemas.microsoft.com/office/drawing/2016/ink" xmlns:am3d="http://schemas.microsoft.com/office/drawing/2017/model3d" xmlns:o="urn:schemas-microsoft-com:office:office" xmlns:oel="http://schemas.microsoft.com/office/2019/extlst" xmlns:r="http://schemas.openxmlformats.org/officeDocument/2006/relationships" xmlns:m="http://schemas.openxmlformats.org/officeDocument/2006/math" xmlns:v="urn:schemas-microsoft-com:vml" xmlns:wp14="http://schemas.microsoft.com/office/word/2010/wordprocessingDrawing" xmlns:wp="http://schemas.openxmlformats.org/drawingml/2006/wordprocessingDrawing" xmlns:w10="urn:schemas-microsoft-com:office:word" xmlns:w="http://schemas.openxmlformats.org/wordprocessingml/2006/main" xmlns:w14="http://schemas.microsoft.com/office/word/2010/wordml" xmlns:w15="http://schemas.microsoft.com/office/word/2012/wordml" xmlns:w16cex="http://schemas.microsoft.com/office/word/2018/wordml/cex" xmlns:w16cid="http://schemas.microsoft.com/office/word/2016/wordml/cid" xmlns:w16="http://schemas.microsoft.com/office/word/2018/wordml" xmlns:w16du="http://schemas.microsoft.com/office/word/2023/wordml/word16du" xmlns:w16sdtdh="http://schemas.microsoft.com/office/word/2020/wordml/sdtdatahash" xmlns:w16sdtfl="http://schemas.microsoft.com/office/word/2024/wordml/sdtformatlock" xmlns:w16se="http://schemas.microsoft.com/office/word/2015/wordml/symex" xmlns:wpg="http://schemas.microsoft.com/office/word/2010/wordprocessingGroup" xmlns:wpi="http://schemas.microsoft.com/office/word/2010/wordprocessingInk" xmlns:wne="http://schemas.microsoft.com/office/word/2006/wordml" xmlns:wps="http://schemas.microsoft.com/office/word/2010/wordprocessingShape" mc:Ignorable="w14 w15 w16se w16cid w16 w16cex w16sdtdh w16sdtfl w16du wp14">
   <w:footnote w:type="separator" w:id="-1">
     <w:p>
-      <w:pPr>
-        <w:spacing w:after="0" w:line="240" w:lineRule="auto"/>
-      </w:pPr>
       <w:r>
         <w:separator/>
       </w:r>
@@ -2258,9 +1599,6 @@
   </w:footnote>
   <w:footnote w:type="continuationSeparator" w:id="0">
     <w:p>
-      <w:pPr>
-        <w:spacing w:after="0" w:line="240" w:lineRule="auto"/>
-      </w:pPr>
       <w:r>
         <w:continuationSeparator/>
       </w:r>
@@ -2279,7 +1617,7 @@
       <w:rPr>
         <w:noProof/>
       </w:rPr>
-      <w:pict w14:anchorId="1782A3FD">
+      <w:pict w14:anchorId="01BE1CB7">
         <v:shapetype id="_x0000_t75" coordsize="21600,21600" o:spt="75" o:preferrelative="t" path="m@4@5l@4@11@9@11@9@5xe" filled="f" stroked="f">
           <v:stroke joinstyle="miter"/>
           <v:formulas>
@@ -2301,6 +1639,7 @@
         </v:shapetype>
         <v:shape id="WordPictureWatermark506840947" o:spid="_x0000_s1027" type="#_x0000_t75" alt="" style="position:absolute;margin-left:0;margin-top:0;width:349pt;height:349pt;z-index:-251633664;mso-wrap-edited:f;mso-width-percent:0;mso-height-percent:0;mso-position-horizontal:center;mso-position-horizontal-relative:margin;mso-position-vertical:center;mso-position-vertical-relative:margin;mso-width-percent:0;mso-height-percent:0" o:allowincell="f">
           <v:imagedata r:id="rId1" o:title="NTNU-CSL-LOGO (9)" gain="19661f" blacklevel="22938f"/>
+          <w10:wrap anchorx="margin" anchory="margin"/>
         </v:shape>
       </w:pict>
     </w:r>
@@ -2381,15 +1720,12 @@
       <w:pStyle w:val="af"/>
       <w:ind w:right="680"/>
       <w:jc w:val="right"/>
-      <w:rPr>
-        <w:rFonts w:hint="eastAsia"/>
-      </w:rPr>
     </w:pPr>
     <w:r>
       <w:rPr>
         <w:noProof/>
       </w:rPr>
-      <w:pict w14:anchorId="44A915E4">
+      <w:pict w14:anchorId="2DEADA0C">
         <v:shapetype id="_x0000_t75" coordsize="21600,21600" o:spt="75" o:preferrelative="t" path="m@4@5l@4@11@9@11@9@5xe" filled="f" stroked="f">
           <v:stroke joinstyle="miter"/>
           <v:formulas>
@@ -2411,6 +1747,7 @@
         </v:shapetype>
         <v:shape id="WordPictureWatermark506840948" o:spid="_x0000_s1026" type="#_x0000_t75" alt="" style="position:absolute;left:0;text-align:left;margin-left:0;margin-top:0;width:349pt;height:349pt;z-index:-251631616;mso-wrap-edited:f;mso-width-percent:0;mso-height-percent:0;mso-position-horizontal:center;mso-position-horizontal-relative:margin;mso-position-vertical:center;mso-position-vertical-relative:margin;mso-width-percent:0;mso-height-percent:0" o:allowincell="f">
           <v:imagedata r:id="rId2" o:title="NTNU-CSL-LOGO (9)" gain="19661f" blacklevel="22938f"/>
+          <w10:wrap anchorx="margin" anchory="margin"/>
         </v:shape>
       </w:pict>
     </w:r>
@@ -2428,7 +1765,7 @@
       <w:rPr>
         <w:noProof/>
       </w:rPr>
-      <w:pict w14:anchorId="3DF1AE05">
+      <w:pict w14:anchorId="4FAC3A0B">
         <v:shapetype id="_x0000_t75" coordsize="21600,21600" o:spt="75" o:preferrelative="t" path="m@4@5l@4@11@9@11@9@5xe" filled="f" stroked="f">
           <v:stroke joinstyle="miter"/>
           <v:formulas>
@@ -2450,6 +1787,7 @@
         </v:shapetype>
         <v:shape id="WordPictureWatermark506840946" o:spid="_x0000_s1025" type="#_x0000_t75" alt="" style="position:absolute;margin-left:0;margin-top:0;width:349pt;height:349pt;z-index:-251635712;mso-wrap-edited:f;mso-width-percent:0;mso-height-percent:0;mso-position-horizontal:center;mso-position-horizontal-relative:margin;mso-position-vertical:center;mso-position-vertical-relative:margin;mso-width-percent:0;mso-height-percent:0" o:allowincell="f">
           <v:imagedata r:id="rId1" o:title="NTNU-CSL-LOGO (9)" gain="19661f" blacklevel="22938f"/>
+          <w10:wrap anchorx="margin" anchory="margin"/>
         </v:shape>
       </w:pict>
     </w:r>
@@ -2857,9 +2195,15 @@
   <w:style w:type="paragraph" w:default="1" w:styleId="a">
     <w:name w:val="Normal"/>
     <w:qFormat/>
+    <w:rsid w:val="00816E0F"/>
     <w:pPr>
-      <w:widowControl w:val="0"/>
+      <w:spacing w:after="0" w:line="240" w:lineRule="auto"/>
     </w:pPr>
+    <w:rPr>
+      <w:rFonts w:ascii="新細明體" w:eastAsia="新細明體" w:hAnsi="新細明體" w:cs="新細明體"/>
+      <w:kern w:val="0"/>
+      <w14:ligatures w14:val="none"/>
+    </w:rPr>
   </w:style>
   <w:style w:type="paragraph" w:styleId="1">
     <w:name w:val="heading 1"/>
@@ -2872,14 +2216,17 @@
     <w:pPr>
       <w:keepNext/>
       <w:keepLines/>
-      <w:spacing w:before="480" w:after="80"/>
+      <w:widowControl w:val="0"/>
+      <w:spacing w:before="480" w:after="80" w:line="278" w:lineRule="auto"/>
       <w:outlineLvl w:val="0"/>
     </w:pPr>
     <w:rPr>
       <w:rFonts w:asciiTheme="majorHAnsi" w:eastAsiaTheme="majorEastAsia" w:hAnsiTheme="majorHAnsi" w:cstheme="majorBidi"/>
       <w:color w:val="0F4761" w:themeColor="accent1" w:themeShade="BF"/>
+      <w:kern w:val="2"/>
       <w:sz w:val="48"/>
       <w:szCs w:val="48"/>
+      <w14:ligatures w14:val="standardContextual"/>
     </w:rPr>
   </w:style>
   <w:style w:type="paragraph" w:styleId="2">
@@ -2895,14 +2242,17 @@
     <w:pPr>
       <w:keepNext/>
       <w:keepLines/>
-      <w:spacing w:before="160" w:after="80"/>
+      <w:widowControl w:val="0"/>
+      <w:spacing w:before="160" w:after="80" w:line="278" w:lineRule="auto"/>
       <w:outlineLvl w:val="1"/>
     </w:pPr>
     <w:rPr>
       <w:rFonts w:asciiTheme="majorHAnsi" w:eastAsiaTheme="majorEastAsia" w:hAnsiTheme="majorHAnsi" w:cstheme="majorBidi"/>
       <w:color w:val="0F4761" w:themeColor="accent1" w:themeShade="BF"/>
+      <w:kern w:val="2"/>
       <w:sz w:val="40"/>
       <w:szCs w:val="40"/>
+      <w14:ligatures w14:val="standardContextual"/>
     </w:rPr>
   </w:style>
   <w:style w:type="paragraph" w:styleId="3">
@@ -2918,14 +2268,17 @@
     <w:pPr>
       <w:keepNext/>
       <w:keepLines/>
-      <w:spacing w:before="160" w:after="40"/>
+      <w:widowControl w:val="0"/>
+      <w:spacing w:before="160" w:after="40" w:line="278" w:lineRule="auto"/>
       <w:outlineLvl w:val="2"/>
     </w:pPr>
     <w:rPr>
-      <w:rFonts w:eastAsiaTheme="majorEastAsia" w:cstheme="majorBidi"/>
+      <w:rFonts w:asciiTheme="minorHAnsi" w:eastAsiaTheme="majorEastAsia" w:hAnsiTheme="minorHAnsi" w:cstheme="majorBidi"/>
       <w:color w:val="0F4761" w:themeColor="accent1" w:themeShade="BF"/>
+      <w:kern w:val="2"/>
       <w:sz w:val="32"/>
       <w:szCs w:val="32"/>
+      <w14:ligatures w14:val="standardContextual"/>
     </w:rPr>
   </w:style>
   <w:style w:type="paragraph" w:styleId="4">
@@ -2941,14 +2294,17 @@
     <w:pPr>
       <w:keepNext/>
       <w:keepLines/>
-      <w:spacing w:before="160" w:after="40"/>
+      <w:widowControl w:val="0"/>
+      <w:spacing w:before="160" w:after="40" w:line="278" w:lineRule="auto"/>
       <w:outlineLvl w:val="3"/>
     </w:pPr>
     <w:rPr>
-      <w:rFonts w:eastAsiaTheme="majorEastAsia" w:cstheme="majorBidi"/>
+      <w:rFonts w:asciiTheme="minorHAnsi" w:eastAsiaTheme="majorEastAsia" w:hAnsiTheme="minorHAnsi" w:cstheme="majorBidi"/>
       <w:color w:val="0F4761" w:themeColor="accent1" w:themeShade="BF"/>
+      <w:kern w:val="2"/>
       <w:sz w:val="28"/>
       <w:szCs w:val="28"/>
+      <w14:ligatures w14:val="standardContextual"/>
     </w:rPr>
   </w:style>
   <w:style w:type="paragraph" w:styleId="5">
@@ -2964,12 +2320,15 @@
     <w:pPr>
       <w:keepNext/>
       <w:keepLines/>
-      <w:spacing w:before="80" w:after="40"/>
+      <w:widowControl w:val="0"/>
+      <w:spacing w:before="80" w:after="40" w:line="278" w:lineRule="auto"/>
       <w:outlineLvl w:val="4"/>
     </w:pPr>
     <w:rPr>
-      <w:rFonts w:eastAsiaTheme="majorEastAsia" w:cstheme="majorBidi"/>
+      <w:rFonts w:asciiTheme="minorHAnsi" w:eastAsiaTheme="majorEastAsia" w:hAnsiTheme="minorHAnsi" w:cstheme="majorBidi"/>
       <w:color w:val="0F4761" w:themeColor="accent1" w:themeShade="BF"/>
+      <w:kern w:val="2"/>
+      <w14:ligatures w14:val="standardContextual"/>
     </w:rPr>
   </w:style>
   <w:style w:type="paragraph" w:styleId="6">
@@ -2985,12 +2344,15 @@
     <w:pPr>
       <w:keepNext/>
       <w:keepLines/>
-      <w:spacing w:before="40" w:after="0"/>
+      <w:widowControl w:val="0"/>
+      <w:spacing w:before="40" w:line="278" w:lineRule="auto"/>
       <w:outlineLvl w:val="5"/>
     </w:pPr>
     <w:rPr>
-      <w:rFonts w:eastAsiaTheme="majorEastAsia" w:cstheme="majorBidi"/>
+      <w:rFonts w:asciiTheme="minorHAnsi" w:eastAsiaTheme="majorEastAsia" w:hAnsiTheme="minorHAnsi" w:cstheme="majorBidi"/>
       <w:color w:val="595959" w:themeColor="text1" w:themeTint="A6"/>
+      <w:kern w:val="2"/>
+      <w14:ligatures w14:val="standardContextual"/>
     </w:rPr>
   </w:style>
   <w:style w:type="paragraph" w:styleId="7">
@@ -3006,13 +2368,16 @@
     <w:pPr>
       <w:keepNext/>
       <w:keepLines/>
-      <w:spacing w:before="40" w:after="0"/>
+      <w:widowControl w:val="0"/>
+      <w:spacing w:before="40" w:line="278" w:lineRule="auto"/>
       <w:ind w:leftChars="100" w:left="100"/>
       <w:outlineLvl w:val="6"/>
     </w:pPr>
     <w:rPr>
-      <w:rFonts w:eastAsiaTheme="majorEastAsia" w:cstheme="majorBidi"/>
+      <w:rFonts w:asciiTheme="minorHAnsi" w:eastAsiaTheme="majorEastAsia" w:hAnsiTheme="minorHAnsi" w:cstheme="majorBidi"/>
       <w:color w:val="595959" w:themeColor="text1" w:themeTint="A6"/>
+      <w:kern w:val="2"/>
+      <w14:ligatures w14:val="standardContextual"/>
     </w:rPr>
   </w:style>
   <w:style w:type="paragraph" w:styleId="8">
@@ -3028,13 +2393,16 @@
     <w:pPr>
       <w:keepNext/>
       <w:keepLines/>
-      <w:spacing w:before="40" w:after="0"/>
+      <w:widowControl w:val="0"/>
+      <w:spacing w:before="40" w:line="278" w:lineRule="auto"/>
       <w:ind w:leftChars="200" w:left="200"/>
       <w:outlineLvl w:val="7"/>
     </w:pPr>
     <w:rPr>
-      <w:rFonts w:eastAsiaTheme="majorEastAsia" w:cstheme="majorBidi"/>
+      <w:rFonts w:asciiTheme="minorHAnsi" w:eastAsiaTheme="majorEastAsia" w:hAnsiTheme="minorHAnsi" w:cstheme="majorBidi"/>
       <w:color w:val="272727" w:themeColor="text1" w:themeTint="D8"/>
+      <w:kern w:val="2"/>
+      <w14:ligatures w14:val="standardContextual"/>
     </w:rPr>
   </w:style>
   <w:style w:type="paragraph" w:styleId="9">
@@ -3050,18 +2418,22 @@
     <w:pPr>
       <w:keepNext/>
       <w:keepLines/>
-      <w:spacing w:before="40" w:after="0"/>
+      <w:widowControl w:val="0"/>
+      <w:spacing w:before="40" w:line="278" w:lineRule="auto"/>
       <w:ind w:leftChars="300" w:left="300"/>
       <w:outlineLvl w:val="8"/>
     </w:pPr>
     <w:rPr>
-      <w:rFonts w:eastAsiaTheme="majorEastAsia" w:cstheme="majorBidi"/>
+      <w:rFonts w:asciiTheme="minorHAnsi" w:eastAsiaTheme="majorEastAsia" w:hAnsiTheme="minorHAnsi" w:cstheme="majorBidi"/>
       <w:color w:val="272727" w:themeColor="text1" w:themeTint="D8"/>
+      <w:kern w:val="2"/>
+      <w14:ligatures w14:val="standardContextual"/>
     </w:rPr>
   </w:style>
   <w:style w:type="character" w:default="1" w:styleId="a0">
     <w:name w:val="Default Paragraph Font"/>
     <w:uiPriority w:val="1"/>
+    <w:semiHidden/>
     <w:unhideWhenUsed/>
   </w:style>
   <w:style w:type="table" w:default="1" w:styleId="a1">
@@ -3209,7 +2581,8 @@
     <w:qFormat/>
     <w:rsid w:val="009927DB"/>
     <w:pPr>
-      <w:spacing w:after="80" w:line="240" w:lineRule="auto"/>
+      <w:widowControl w:val="0"/>
+      <w:spacing w:after="80"/>
       <w:contextualSpacing/>
       <w:jc w:val="center"/>
     </w:pPr>
@@ -3219,6 +2592,7 @@
       <w:kern w:val="28"/>
       <w:sz w:val="56"/>
       <w:szCs w:val="56"/>
+      <w14:ligatures w14:val="standardContextual"/>
     </w:rPr>
   </w:style>
   <w:style w:type="character" w:customStyle="1" w:styleId="a4">
@@ -3244,17 +2618,21 @@
     <w:qFormat/>
     <w:rsid w:val="009927DB"/>
     <w:pPr>
+      <w:widowControl w:val="0"/>
       <w:numPr>
         <w:ilvl w:val="1"/>
       </w:numPr>
+      <w:spacing w:after="160" w:line="278" w:lineRule="auto"/>
       <w:jc w:val="center"/>
     </w:pPr>
     <w:rPr>
       <w:rFonts w:asciiTheme="majorHAnsi" w:eastAsiaTheme="majorEastAsia" w:hAnsiTheme="majorHAnsi" w:cstheme="majorBidi"/>
       <w:color w:val="595959" w:themeColor="text1" w:themeTint="A6"/>
       <w:spacing w:val="15"/>
+      <w:kern w:val="2"/>
       <w:sz w:val="28"/>
       <w:szCs w:val="28"/>
+      <w14:ligatures w14:val="standardContextual"/>
     </w:rPr>
   </w:style>
   <w:style w:type="character" w:customStyle="1" w:styleId="a6">
@@ -3280,13 +2658,17 @@
     <w:qFormat/>
     <w:rsid w:val="009927DB"/>
     <w:pPr>
-      <w:spacing w:before="160"/>
+      <w:widowControl w:val="0"/>
+      <w:spacing w:before="160" w:after="160" w:line="278" w:lineRule="auto"/>
       <w:jc w:val="center"/>
     </w:pPr>
     <w:rPr>
+      <w:rFonts w:asciiTheme="minorHAnsi" w:eastAsiaTheme="minorEastAsia" w:hAnsiTheme="minorHAnsi" w:cstheme="minorBidi"/>
       <w:i/>
       <w:iCs/>
       <w:color w:val="404040" w:themeColor="text1" w:themeTint="BF"/>
+      <w:kern w:val="2"/>
+      <w14:ligatures w14:val="standardContextual"/>
     </w:rPr>
   </w:style>
   <w:style w:type="character" w:customStyle="1" w:styleId="a8">
@@ -3308,9 +2690,16 @@
     <w:qFormat/>
     <w:rsid w:val="009927DB"/>
     <w:pPr>
+      <w:widowControl w:val="0"/>
+      <w:spacing w:after="160" w:line="278" w:lineRule="auto"/>
       <w:ind w:left="720"/>
       <w:contextualSpacing/>
     </w:pPr>
+    <w:rPr>
+      <w:rFonts w:asciiTheme="minorHAnsi" w:eastAsiaTheme="minorEastAsia" w:hAnsiTheme="minorHAnsi" w:cstheme="minorBidi"/>
+      <w:kern w:val="2"/>
+      <w14:ligatures w14:val="standardContextual"/>
+    </w:rPr>
   </w:style>
   <w:style w:type="character" w:styleId="aa">
     <w:name w:val="Intense Emphasis"/>
@@ -3333,18 +2722,22 @@
     <w:qFormat/>
     <w:rsid w:val="009927DB"/>
     <w:pPr>
+      <w:widowControl w:val="0"/>
       <w:pBdr>
         <w:top w:val="single" w:sz="4" w:space="10" w:color="0F4761" w:themeColor="accent1" w:themeShade="BF"/>
         <w:bottom w:val="single" w:sz="4" w:space="10" w:color="0F4761" w:themeColor="accent1" w:themeShade="BF"/>
       </w:pBdr>
-      <w:spacing w:before="360" w:after="360"/>
+      <w:spacing w:before="360" w:after="360" w:line="278" w:lineRule="auto"/>
       <w:ind w:left="864" w:right="864"/>
       <w:jc w:val="center"/>
     </w:pPr>
     <w:rPr>
+      <w:rFonts w:asciiTheme="minorHAnsi" w:eastAsiaTheme="minorEastAsia" w:hAnsiTheme="minorHAnsi" w:cstheme="minorBidi"/>
       <w:i/>
       <w:iCs/>
       <w:color w:val="0F4761" w:themeColor="accent1" w:themeShade="BF"/>
+      <w:kern w:val="2"/>
+      <w14:ligatures w14:val="standardContextual"/>
     </w:rPr>
   </w:style>
   <w:style w:type="character" w:customStyle="1" w:styleId="ac">
@@ -3400,15 +2793,20 @@
     <w:unhideWhenUsed/>
     <w:rsid w:val="00ED5A47"/>
     <w:pPr>
+      <w:widowControl w:val="0"/>
       <w:tabs>
         <w:tab w:val="center" w:pos="4153"/>
         <w:tab w:val="right" w:pos="8306"/>
       </w:tabs>
       <w:snapToGrid w:val="0"/>
+      <w:spacing w:after="160" w:line="278" w:lineRule="auto"/>
     </w:pPr>
     <w:rPr>
+      <w:rFonts w:asciiTheme="minorHAnsi" w:eastAsiaTheme="minorEastAsia" w:hAnsiTheme="minorHAnsi" w:cstheme="minorBidi"/>
+      <w:kern w:val="2"/>
       <w:sz w:val="20"/>
       <w:szCs w:val="20"/>
+      <w14:ligatures w14:val="standardContextual"/>
     </w:rPr>
   </w:style>
   <w:style w:type="character" w:customStyle="1" w:styleId="af0">
@@ -3430,15 +2828,20 @@
     <w:unhideWhenUsed/>
     <w:rsid w:val="00ED5A47"/>
     <w:pPr>
+      <w:widowControl w:val="0"/>
       <w:tabs>
         <w:tab w:val="center" w:pos="4153"/>
         <w:tab w:val="right" w:pos="8306"/>
       </w:tabs>
       <w:snapToGrid w:val="0"/>
+      <w:spacing w:after="160" w:line="278" w:lineRule="auto"/>
     </w:pPr>
     <w:rPr>
+      <w:rFonts w:asciiTheme="minorHAnsi" w:eastAsiaTheme="minorEastAsia" w:hAnsiTheme="minorHAnsi" w:cstheme="minorBidi"/>
+      <w:kern w:val="2"/>
       <w:sz w:val="20"/>
       <w:szCs w:val="20"/>
+      <w14:ligatures w14:val="standardContextual"/>
     </w:rPr>
   </w:style>
   <w:style w:type="character" w:customStyle="1" w:styleId="af2">
@@ -3450,6 +2853,19 @@
     <w:rPr>
       <w:sz w:val="20"/>
       <w:szCs w:val="20"/>
+    </w:rPr>
+  </w:style>
+  <w:style w:type="character" w:styleId="HTML">
+    <w:name w:val="HTML Code"/>
+    <w:basedOn w:val="a0"/>
+    <w:uiPriority w:val="99"/>
+    <w:semiHidden/>
+    <w:unhideWhenUsed/>
+    <w:rsid w:val="00816E0F"/>
+    <w:rPr>
+      <w:rFonts w:ascii="細明體" w:eastAsia="細明體" w:hAnsi="細明體" w:cs="細明體"/>
+      <w:sz w:val="24"/>
+      <w:szCs w:val="24"/>
     </w:rPr>
   </w:style>
 </w:styles>
